--- a/Coding 1 - year/Unit 2 - Variables, Data Types & Expressions/Daily Lesson Plans/Word/Day 37.docx
+++ b/Coding 1 - year/Unit 2 - Variables, Data Types & Expressions/Daily Lesson Plans/Word/Day 37.docx
@@ -50,12 +50,15 @@
               </w:rPr>
               <w:t xml:space="preserve">Coding I — Full Year</w:t>
             </w:r>
-          </w:p>
-          <w:p>
-            <w:pPr>
-              <w:spacing w:before="40"/>
-              <w:jc w:val="center"/>
-            </w:pPr>
+            <w:r>
+              <w:rPr>
+                <w:rFonts w:ascii="Arial" w:cs="Arial" w:eastAsia="Arial" w:hAnsi="Arial"/>
+                <w:sz w:val="16"/>
+                <w:szCs w:val="16"/>
+              </w:rPr>
+              <w:br/>
+              <w:t xml:space="preserve"/>
+            </w:r>
             <w:r>
               <w:rPr>
                 <w:rFonts w:ascii="Arial" w:cs="Arial" w:eastAsia="Arial" w:hAnsi="Arial"/>
@@ -83,7 +86,7 @@
           <w:rFonts w:ascii="Arial" w:cs="Arial" w:eastAsia="Arial" w:hAnsi="Arial"/>
           <w:b/>
           <w:bCs/>
-          <w:color w:val="1F3864"/>
+          <w:color w:val="2B5797"/>
           <w:sz w:val="32"/>
           <w:szCs w:val="32"/>
         </w:rPr>
@@ -261,9 +264,9 @@
               <w:right w:val="single" w:color="CCCCCC" w:sz="1"/>
             </w:tcBorders>
             <w:tcMar>
-              <w:top w:type="dxa" w:w="60"/>
+              <w:top w:type="dxa" w:w="80"/>
               <w:left w:type="dxa" w:w="120"/>
-              <w:bottom w:type="dxa" w:w="60"/>
+              <w:bottom w:type="dxa" w:w="80"/>
               <w:right w:type="dxa" w:w="120"/>
             </w:tcMar>
           </w:tcPr>
@@ -290,20 +293,213 @@
               <w:right w:val="single" w:color="CCCCCC" w:sz="1"/>
             </w:tcBorders>
             <w:tcMar>
-              <w:top w:type="dxa" w:w="60"/>
+              <w:top w:type="dxa" w:w="80"/>
               <w:left w:type="dxa" w:w="120"/>
-              <w:bottom w:type="dxa" w:w="60"/>
+              <w:bottom w:type="dxa" w:w="80"/>
               <w:right w:type="dxa" w:w="120"/>
             </w:tcMar>
           </w:tcPr>
           <w:p>
-            <w:r>
-              <w:rPr>
-                <w:rFonts w:ascii="Arial" w:cs="Arial" w:eastAsia="Arial" w:hAnsi="Arial"/>
-                <w:sz w:val="20"/>
-                <w:szCs w:val="20"/>
+            <w:pPr>
+              <w:spacing w:after="80" w:before="80"/>
+            </w:pPr>
+            <w:r>
+              <w:rPr>
+                <w:rFonts w:ascii="Arial" w:cs="Arial" w:eastAsia="Arial" w:hAnsi="Arial"/>
+                <w:b/>
+                <w:bCs/>
+                <w:i w:val="false"/>
+                <w:iCs w:val="false"/>
+                <w:color w:val="000000"/>
+                <w:sz w:val="22"/>
+                <w:szCs w:val="22"/>
               </w:rPr>
               <w:t xml:space="preserve">Bell Ringer / Review</w:t>
+            </w:r>
+            <w:r>
+              <w:rPr>
+                <w:rFonts w:ascii="Arial" w:cs="Arial" w:eastAsia="Arial" w:hAnsi="Arial"/>
+                <w:sz w:val="20"/>
+                <w:szCs w:val="20"/>
+              </w:rPr>
+              <w:br/>
+              <w:t xml:space="preserve"/>
+            </w:r>
+            <w:r>
+              <w:rPr>
+                <w:rFonts w:ascii="Arial" w:cs="Arial" w:eastAsia="Arial" w:hAnsi="Arial"/>
+                <w:sz w:val="20"/>
+                <w:szCs w:val="20"/>
+              </w:rPr>
+              <w:br/>
+              <w:t xml:space="preserve"/>
+            </w:r>
+            <w:r>
+              <w:rPr>
+                <w:rFonts w:ascii="Arial" w:cs="Arial" w:eastAsia="Arial" w:hAnsi="Arial"/>
+                <w:b/>
+                <w:bCs/>
+                <w:i w:val="false"/>
+                <w:iCs w:val="false"/>
+                <w:color w:val="000000"/>
+                <w:sz w:val="20"/>
+                <w:szCs w:val="20"/>
+              </w:rPr>
+              <w:t xml:space="preserve">Quick Write </w:t>
+            </w:r>
+            <w:r>
+              <w:rPr>
+                <w:rFonts w:ascii="Arial" w:cs="Arial" w:eastAsia="Arial" w:hAnsi="Arial"/>
+                <w:b w:val="false"/>
+                <w:bCs w:val="false"/>
+                <w:i w:val="false"/>
+                <w:iCs w:val="false"/>
+                <w:color w:val="000000"/>
+                <w:sz w:val="20"/>
+                <w:szCs w:val="20"/>
+              </w:rPr>
+              <w:t xml:space="preserve">(3 min — written or verbal):</w:t>
+            </w:r>
+            <w:r>
+              <w:rPr>
+                <w:rFonts w:ascii="Arial" w:cs="Arial" w:eastAsia="Arial" w:hAnsi="Arial"/>
+                <w:sz w:val="20"/>
+                <w:szCs w:val="20"/>
+              </w:rPr>
+              <w:br/>
+              <w:t xml:space="preserve"/>
+            </w:r>
+            <w:r>
+              <w:rPr>
+                <w:rFonts w:ascii="Arial" w:cs="Arial" w:eastAsia="Arial" w:hAnsi="Arial"/>
+                <w:b w:val="false"/>
+                <w:bCs w:val="false"/>
+                <w:i w:val="false"/>
+                <w:iCs w:val="false"/>
+                <w:color w:val="000000"/>
+                <w:sz w:val="20"/>
+                <w:szCs w:val="20"/>
+              </w:rPr>
+              <w:t xml:space="preserve">    What do you already know about how to build complete interactive programs that handle user input safely and guide users through processes?</w:t>
+            </w:r>
+            <w:r>
+              <w:rPr>
+                <w:rFonts w:ascii="Arial" w:cs="Arial" w:eastAsia="Arial" w:hAnsi="Arial"/>
+                <w:sz w:val="20"/>
+                <w:szCs w:val="20"/>
+              </w:rPr>
+              <w:br/>
+              <w:t xml:space="preserve"/>
+            </w:r>
+            <w:r>
+              <w:rPr>
+                <w:rFonts w:ascii="Arial" w:cs="Arial" w:eastAsia="Arial" w:hAnsi="Arial"/>
+                <w:sz w:val="20"/>
+                <w:szCs w:val="20"/>
+              </w:rPr>
+              <w:br/>
+              <w:t xml:space="preserve"/>
+            </w:r>
+            <w:r>
+              <w:rPr>
+                <w:rFonts w:ascii="Arial" w:cs="Arial" w:eastAsia="Arial" w:hAnsi="Arial"/>
+                <w:b/>
+                <w:bCs/>
+                <w:i w:val="false"/>
+                <w:iCs w:val="false"/>
+                <w:color w:val="000000"/>
+                <w:sz w:val="20"/>
+                <w:szCs w:val="20"/>
+              </w:rPr>
+              <w:t xml:space="preserve">Vocabulary Preview — </w:t>
+            </w:r>
+            <w:r>
+              <w:rPr>
+                <w:rFonts w:ascii="Arial" w:cs="Arial" w:eastAsia="Arial" w:hAnsi="Arial"/>
+                <w:b w:val="false"/>
+                <w:bCs w:val="false"/>
+                <w:i w:val="false"/>
+                <w:iCs w:val="false"/>
+                <w:color w:val="000000"/>
+                <w:sz w:val="20"/>
+                <w:szCs w:val="20"/>
+              </w:rPr>
+              <w:t xml:space="preserve">terms we'll use today:</w:t>
+            </w:r>
+            <w:r>
+              <w:rPr>
+                <w:rFonts w:ascii="Arial" w:cs="Arial" w:eastAsia="Arial" w:hAnsi="Arial"/>
+                <w:sz w:val="20"/>
+                <w:szCs w:val="20"/>
+              </w:rPr>
+              <w:br/>
+              <w:t xml:space="preserve"/>
+            </w:r>
+            <w:r>
+              <w:rPr>
+                <w:rFonts w:ascii="Arial" w:cs="Arial" w:eastAsia="Arial" w:hAnsi="Arial"/>
+                <w:b w:val="false"/>
+                <w:bCs w:val="false"/>
+                <w:i w:val="false"/>
+                <w:iCs w:val="false"/>
+                <w:color w:val="000000"/>
+                <w:sz w:val="20"/>
+                <w:szCs w:val="20"/>
+              </w:rPr>
+              <w:t xml:space="preserve">    • Input validation   •   Basic validation patterns   •   Good program structure</w:t>
+            </w:r>
+            <w:r>
+              <w:rPr>
+                <w:rFonts w:ascii="Arial" w:cs="Arial" w:eastAsia="Arial" w:hAnsi="Arial"/>
+                <w:sz w:val="20"/>
+                <w:szCs w:val="20"/>
+              </w:rPr>
+              <w:br/>
+              <w:t xml:space="preserve"/>
+            </w:r>
+            <w:r>
+              <w:rPr>
+                <w:rFonts w:ascii="Arial" w:cs="Arial" w:eastAsia="Arial" w:hAnsi="Arial"/>
+                <w:sz w:val="20"/>
+                <w:szCs w:val="20"/>
+              </w:rPr>
+              <w:br/>
+              <w:t xml:space="preserve"/>
+            </w:r>
+            <w:r>
+              <w:rPr>
+                <w:rFonts w:ascii="Arial" w:cs="Arial" w:eastAsia="Arial" w:hAnsi="Arial"/>
+                <w:b w:val="false"/>
+                <w:bCs w:val="false"/>
+                <w:i/>
+                <w:iCs/>
+                <w:color w:val="444444"/>
+                <w:sz w:val="20"/>
+                <w:szCs w:val="20"/>
+              </w:rPr>
+              <w:t xml:space="preserve">Today's Goal: By the end of class you will be able to build complete interactive programs that handle user input safely and guide users through processes.</w:t>
+            </w:r>
+            <w:r>
+              <w:rPr>
+                <w:rFonts w:ascii="Arial" w:cs="Arial" w:eastAsia="Arial" w:hAnsi="Arial"/>
+                <w:sz w:val="20"/>
+                <w:szCs w:val="20"/>
+              </w:rPr>
+              <w:br/>
+              <w:t xml:space="preserve"/>
+            </w:r>
+            <w:r>
+              <w:rPr>
+                <w:rFonts w:ascii="Arial" w:cs="Arial" w:eastAsia="Arial" w:hAnsi="Arial"/>
+                <w:b w:val="false"/>
+                <w:bCs w:val="false"/>
+                <w:i/>
+                <w:iCs/>
+                <w:color w:val="555555"/>
+                <w:sz w:val="20"/>
+                <w:szCs w:val="20"/>
+              </w:rPr>
+              <w:t xml:space="preserve">→ Pair-share your response, then 2–3 students share with the class.</w:t>
             </w:r>
           </w:p>
         </w:tc>
@@ -319,9 +515,9 @@
               <w:right w:val="single" w:color="CCCCCC" w:sz="1"/>
             </w:tcBorders>
             <w:tcMar>
-              <w:top w:type="dxa" w:w="60"/>
+              <w:top w:type="dxa" w:w="80"/>
               <w:left w:type="dxa" w:w="120"/>
-              <w:bottom w:type="dxa" w:w="60"/>
+              <w:bottom w:type="dxa" w:w="80"/>
               <w:right w:type="dxa" w:w="120"/>
             </w:tcMar>
           </w:tcPr>
@@ -348,20 +544,261 @@
               <w:right w:val="single" w:color="CCCCCC" w:sz="1"/>
             </w:tcBorders>
             <w:tcMar>
-              <w:top w:type="dxa" w:w="60"/>
+              <w:top w:type="dxa" w:w="80"/>
               <w:left w:type="dxa" w:w="120"/>
-              <w:bottom w:type="dxa" w:w="60"/>
+              <w:bottom w:type="dxa" w:w="80"/>
               <w:right w:type="dxa" w:w="120"/>
             </w:tcMar>
           </w:tcPr>
           <w:p>
-            <w:r>
-              <w:rPr>
-                <w:rFonts w:ascii="Arial" w:cs="Arial" w:eastAsia="Arial" w:hAnsi="Arial"/>
-                <w:sz w:val="20"/>
-                <w:szCs w:val="20"/>
-              </w:rPr>
-              <w:t xml:space="preserve">Mini Lesson: Building a Complete Interactive Program with Input Validation</w:t>
+            <w:pPr>
+              <w:spacing w:after="80" w:before="80"/>
+            </w:pPr>
+            <w:r>
+              <w:rPr>
+                <w:rFonts w:ascii="Arial" w:cs="Arial" w:eastAsia="Arial" w:hAnsi="Arial"/>
+                <w:b/>
+                <w:bCs/>
+                <w:i w:val="false"/>
+                <w:iCs w:val="false"/>
+                <w:color w:val="000000"/>
+                <w:sz w:val="22"/>
+                <w:szCs w:val="22"/>
+              </w:rPr>
+              <w:t xml:space="preserve">Mini Lesson: </w:t>
+            </w:r>
+            <w:r>
+              <w:rPr>
+                <w:rFonts w:ascii="Arial" w:cs="Arial" w:eastAsia="Arial" w:hAnsi="Arial"/>
+                <w:b w:val="false"/>
+                <w:bCs w:val="false"/>
+                <w:i w:val="false"/>
+                <w:iCs w:val="false"/>
+                <w:color w:val="000000"/>
+                <w:sz w:val="22"/>
+                <w:szCs w:val="22"/>
+              </w:rPr>
+              <w:t xml:space="preserve">Building a Complete Interactive Program with Input Validation</w:t>
+            </w:r>
+            <w:r>
+              <w:rPr>
+                <w:rFonts w:ascii="Arial" w:cs="Arial" w:eastAsia="Arial" w:hAnsi="Arial"/>
+                <w:sz w:val="20"/>
+                <w:szCs w:val="20"/>
+              </w:rPr>
+              <w:br/>
+              <w:t xml:space="preserve"/>
+            </w:r>
+            <w:r>
+              <w:rPr>
+                <w:rFonts w:ascii="Arial" w:cs="Arial" w:eastAsia="Arial" w:hAnsi="Arial"/>
+                <w:sz w:val="20"/>
+                <w:szCs w:val="20"/>
+              </w:rPr>
+              <w:br/>
+              <w:t xml:space="preserve"/>
+            </w:r>
+            <w:r>
+              <w:rPr>
+                <w:rFonts w:ascii="Arial" w:cs="Arial" w:eastAsia="Arial" w:hAnsi="Arial"/>
+                <w:b/>
+                <w:bCs/>
+                <w:i/>
+                <w:iCs/>
+                <w:color w:val="000000"/>
+                <w:sz w:val="20"/>
+                <w:szCs w:val="20"/>
+              </w:rPr>
+              <w:t xml:space="preserve">Learning Target: </w:t>
+            </w:r>
+            <w:r>
+              <w:rPr>
+                <w:rFonts w:ascii="Arial" w:cs="Arial" w:eastAsia="Arial" w:hAnsi="Arial"/>
+                <w:b w:val="false"/>
+                <w:bCs w:val="false"/>
+                <w:i/>
+                <w:iCs/>
+                <w:color w:val="333333"/>
+                <w:sz w:val="20"/>
+                <w:szCs w:val="20"/>
+              </w:rPr>
+              <w:t xml:space="preserve">I can build complete interactive programs that handle user input safely and guide users through processes.</w:t>
+            </w:r>
+            <w:r>
+              <w:rPr>
+                <w:rFonts w:ascii="Arial" w:cs="Arial" w:eastAsia="Arial" w:hAnsi="Arial"/>
+                <w:sz w:val="20"/>
+                <w:szCs w:val="20"/>
+              </w:rPr>
+              <w:br/>
+              <w:t xml:space="preserve"/>
+            </w:r>
+            <w:r>
+              <w:rPr>
+                <w:rFonts w:ascii="Arial" w:cs="Arial" w:eastAsia="Arial" w:hAnsi="Arial"/>
+                <w:sz w:val="20"/>
+                <w:szCs w:val="20"/>
+              </w:rPr>
+              <w:br/>
+              <w:t xml:space="preserve"/>
+            </w:r>
+            <w:r>
+              <w:rPr>
+                <w:rFonts w:ascii="Arial" w:cs="Arial" w:eastAsia="Arial" w:hAnsi="Arial"/>
+                <w:b w:val="false"/>
+                <w:bCs w:val="false"/>
+                <w:i w:val="false"/>
+                <w:iCs w:val="false"/>
+                <w:color w:val="000000"/>
+                <w:sz w:val="20"/>
+                <w:szCs w:val="20"/>
+              </w:rPr>
+              <w:t xml:space="preserve">Input validation checks that user input is valid before using it. This prevents errors and makes programs more robust.</w:t>
+            </w:r>
+            <w:r>
+              <w:rPr>
+                <w:rFonts w:ascii="Arial" w:cs="Arial" w:eastAsia="Arial" w:hAnsi="Arial"/>
+                <w:sz w:val="20"/>
+                <w:szCs w:val="20"/>
+              </w:rPr>
+              <w:br/>
+              <w:t xml:space="preserve"/>
+            </w:r>
+            <w:r>
+              <w:rPr>
+                <w:rFonts w:ascii="Arial" w:cs="Arial" w:eastAsia="Arial" w:hAnsi="Arial"/>
+                <w:b w:val="false"/>
+                <w:bCs w:val="false"/>
+                <w:i w:val="false"/>
+                <w:iCs w:val="false"/>
+                <w:color w:val="000000"/>
+                <w:sz w:val="20"/>
+                <w:szCs w:val="20"/>
+              </w:rPr>
+              <w:t xml:space="preserve">1. Check if input can be converted (is it a valid number?)</w:t>
+            </w:r>
+            <w:r>
+              <w:rPr>
+                <w:rFonts w:ascii="Arial" w:cs="Arial" w:eastAsia="Arial" w:hAnsi="Arial"/>
+                <w:sz w:val="20"/>
+                <w:szCs w:val="20"/>
+              </w:rPr>
+              <w:br/>
+              <w:t xml:space="preserve"/>
+            </w:r>
+            <w:r>
+              <w:rPr>
+                <w:rFonts w:ascii="Arial" w:cs="Arial" w:eastAsia="Arial" w:hAnsi="Arial"/>
+                <w:sz w:val="20"/>
+                <w:szCs w:val="20"/>
+              </w:rPr>
+              <w:br/>
+              <w:t xml:space="preserve"/>
+            </w:r>
+            <w:r>
+              <w:rPr>
+                <w:rFonts w:ascii="Arial" w:cs="Arial" w:eastAsia="Arial" w:hAnsi="Arial"/>
+                <w:b/>
+                <w:bCs/>
+                <w:i w:val="false"/>
+                <w:iCs w:val="false"/>
+                <w:color w:val="000000"/>
+                <w:sz w:val="20"/>
+                <w:szCs w:val="20"/>
+              </w:rPr>
+              <w:t xml:space="preserve">Vocabulary: </w:t>
+            </w:r>
+            <w:r>
+              <w:rPr>
+                <w:rFonts w:ascii="Arial" w:cs="Arial" w:eastAsia="Arial" w:hAnsi="Arial"/>
+                <w:b w:val="false"/>
+                <w:bCs w:val="false"/>
+                <w:i w:val="false"/>
+                <w:iCs w:val="false"/>
+                <w:color w:val="000000"/>
+                <w:sz w:val="20"/>
+                <w:szCs w:val="20"/>
+              </w:rPr>
+              <w:t xml:space="preserve">Input validation, Basic validation patterns, Good program structure</w:t>
+            </w:r>
+            <w:r>
+              <w:rPr>
+                <w:rFonts w:ascii="Arial" w:cs="Arial" w:eastAsia="Arial" w:hAnsi="Arial"/>
+                <w:sz w:val="20"/>
+                <w:szCs w:val="20"/>
+              </w:rPr>
+              <w:br/>
+              <w:t xml:space="preserve"/>
+            </w:r>
+            <w:r>
+              <w:rPr>
+                <w:rFonts w:ascii="Arial" w:cs="Arial" w:eastAsia="Arial" w:hAnsi="Arial"/>
+                <w:sz w:val="20"/>
+                <w:szCs w:val="20"/>
+              </w:rPr>
+              <w:br/>
+              <w:t xml:space="preserve"/>
+            </w:r>
+            <w:r>
+              <w:rPr>
+                <w:rFonts w:ascii="Arial" w:cs="Arial" w:eastAsia="Arial" w:hAnsi="Arial"/>
+                <w:b/>
+                <w:bCs/>
+                <w:i/>
+                <w:iCs/>
+                <w:color w:val="555555"/>
+                <w:sz w:val="20"/>
+                <w:szCs w:val="20"/>
+              </w:rPr>
+              <w:t xml:space="preserve">→ Live Demo — </w:t>
+            </w:r>
+            <w:r>
+              <w:rPr>
+                <w:rFonts w:ascii="Arial" w:cs="Arial" w:eastAsia="Arial" w:hAnsi="Arial"/>
+                <w:b w:val="false"/>
+                <w:bCs w:val="false"/>
+                <w:i/>
+                <w:iCs/>
+                <w:color w:val="555555"/>
+                <w:sz w:val="20"/>
+                <w:szCs w:val="20"/>
+              </w:rPr>
+              <w:t xml:space="preserve">type examples as students follow along in their own editor.</w:t>
+            </w:r>
+            <w:r>
+              <w:rPr>
+                <w:rFonts w:ascii="Arial" w:cs="Arial" w:eastAsia="Arial" w:hAnsi="Arial"/>
+                <w:sz w:val="20"/>
+                <w:szCs w:val="20"/>
+              </w:rPr>
+              <w:br/>
+              <w:t xml:space="preserve"/>
+            </w:r>
+            <w:r>
+              <w:rPr>
+                <w:rFonts w:ascii="Arial" w:cs="Arial" w:eastAsia="Arial" w:hAnsi="Arial"/>
+                <w:b/>
+                <w:bCs/>
+                <w:i/>
+                <w:iCs/>
+                <w:color w:val="555555"/>
+                <w:sz w:val="20"/>
+                <w:szCs w:val="20"/>
+              </w:rPr>
+              <w:t xml:space="preserve">→ Check for Understanding: </w:t>
+            </w:r>
+            <w:r>
+              <w:rPr>
+                <w:rFonts w:ascii="Arial" w:cs="Arial" w:eastAsia="Arial" w:hAnsi="Arial"/>
+                <w:b w:val="false"/>
+                <w:bCs w:val="false"/>
+                <w:i/>
+                <w:iCs/>
+                <w:color w:val="555555"/>
+                <w:sz w:val="20"/>
+                <w:szCs w:val="20"/>
+              </w:rPr>
+              <w:t xml:space="preserve">pause and cold-call: “Can someone explain what we just did in their own words?”</w:t>
             </w:r>
           </w:p>
         </w:tc>
@@ -377,9 +814,9 @@
               <w:right w:val="single" w:color="CCCCCC" w:sz="1"/>
             </w:tcBorders>
             <w:tcMar>
-              <w:top w:type="dxa" w:w="60"/>
+              <w:top w:type="dxa" w:w="80"/>
               <w:left w:type="dxa" w:w="120"/>
-              <w:bottom w:type="dxa" w:w="60"/>
+              <w:bottom w:type="dxa" w:w="80"/>
               <w:right w:type="dxa" w:w="120"/>
             </w:tcMar>
           </w:tcPr>
@@ -406,20 +843,90 @@
               <w:right w:val="single" w:color="CCCCCC" w:sz="1"/>
             </w:tcBorders>
             <w:tcMar>
-              <w:top w:type="dxa" w:w="60"/>
+              <w:top w:type="dxa" w:w="80"/>
               <w:left w:type="dxa" w:w="120"/>
-              <w:bottom w:type="dxa" w:w="60"/>
+              <w:bottom w:type="dxa" w:w="80"/>
               <w:right w:type="dxa" w:w="120"/>
             </w:tcMar>
           </w:tcPr>
           <w:p>
-            <w:r>
-              <w:rPr>
-                <w:rFonts w:ascii="Arial" w:cs="Arial" w:eastAsia="Arial" w:hAnsi="Arial"/>
-                <w:sz w:val="20"/>
-                <w:szCs w:val="20"/>
+            <w:pPr>
+              <w:spacing w:after="80" w:before="80"/>
+            </w:pPr>
+            <w:r>
+              <w:rPr>
+                <w:rFonts w:ascii="Arial" w:cs="Arial" w:eastAsia="Arial" w:hAnsi="Arial"/>
+                <w:b/>
+                <w:bCs/>
+                <w:i w:val="false"/>
+                <w:iCs w:val="false"/>
+                <w:color w:val="000000"/>
+                <w:sz w:val="22"/>
+                <w:szCs w:val="22"/>
               </w:rPr>
               <w:t xml:space="preserve">Guided Practice</w:t>
+            </w:r>
+            <w:r>
+              <w:rPr>
+                <w:rFonts w:ascii="Arial" w:cs="Arial" w:eastAsia="Arial" w:hAnsi="Arial"/>
+                <w:sz w:val="20"/>
+                <w:szCs w:val="20"/>
+              </w:rPr>
+              <w:br/>
+              <w:t xml:space="preserve"/>
+            </w:r>
+            <w:r>
+              <w:rPr>
+                <w:rFonts w:ascii="Arial" w:cs="Arial" w:eastAsia="Arial" w:hAnsi="Arial"/>
+                <w:sz w:val="20"/>
+                <w:szCs w:val="20"/>
+              </w:rPr>
+              <w:br/>
+              <w:t xml:space="preserve"/>
+            </w:r>
+            <w:r>
+              <w:rPr>
+                <w:rFonts w:ascii="Arial" w:cs="Arial" w:eastAsia="Arial" w:hAnsi="Arial"/>
+                <w:b w:val="false"/>
+                <w:bCs w:val="false"/>
+                <w:i w:val="false"/>
+                <w:iCs w:val="false"/>
+                <w:color w:val="000000"/>
+                <w:sz w:val="20"/>
+                <w:szCs w:val="20"/>
+              </w:rPr>
+              <w:t xml:space="preserve">Create an Interactive Survey Program:</w:t>
+            </w:r>
+            <w:r>
+              <w:rPr>
+                <w:rFonts w:ascii="Arial" w:cs="Arial" w:eastAsia="Arial" w:hAnsi="Arial"/>
+                <w:sz w:val="20"/>
+                <w:szCs w:val="20"/>
+              </w:rPr>
+              <w:br/>
+              <w:t xml:space="preserve"/>
+            </w:r>
+            <w:r>
+              <w:rPr>
+                <w:rFonts w:ascii="Arial" w:cs="Arial" w:eastAsia="Arial" w:hAnsi="Arial"/>
+                <w:sz w:val="20"/>
+                <w:szCs w:val="20"/>
+              </w:rPr>
+              <w:br/>
+              <w:t xml:space="preserve"/>
+            </w:r>
+            <w:r>
+              <w:rPr>
+                <w:rFonts w:ascii="Arial" w:cs="Arial" w:eastAsia="Arial" w:hAnsi="Arial"/>
+                <w:b w:val="false"/>
+                <w:bCs w:val="false"/>
+                <w:i/>
+                <w:iCs/>
+                <w:color w:val="555555"/>
+                <w:sz w:val="20"/>
+                <w:szCs w:val="20"/>
+              </w:rPr>
+              <w:t xml:space="preserve">→ Teacher models — students try alongside, then compare results.</w:t>
             </w:r>
           </w:p>
         </w:tc>
@@ -435,9 +942,9 @@
               <w:right w:val="single" w:color="CCCCCC" w:sz="1"/>
             </w:tcBorders>
             <w:tcMar>
-              <w:top w:type="dxa" w:w="60"/>
+              <w:top w:type="dxa" w:w="80"/>
               <w:left w:type="dxa" w:w="120"/>
-              <w:bottom w:type="dxa" w:w="60"/>
+              <w:bottom w:type="dxa" w:w="80"/>
               <w:right w:type="dxa" w:w="120"/>
             </w:tcMar>
           </w:tcPr>
@@ -450,7 +957,7 @@
                 <w:sz w:val="20"/>
                 <w:szCs w:val="20"/>
               </w:rPr>
-              <w:t xml:space="preserve">15-20 min</w:t>
+              <w:t xml:space="preserve">15–20 min</w:t>
             </w:r>
           </w:p>
         </w:tc>
@@ -464,20 +971,164 @@
               <w:right w:val="single" w:color="CCCCCC" w:sz="1"/>
             </w:tcBorders>
             <w:tcMar>
-              <w:top w:type="dxa" w:w="60"/>
+              <w:top w:type="dxa" w:w="80"/>
               <w:left w:type="dxa" w:w="120"/>
-              <w:bottom w:type="dxa" w:w="60"/>
+              <w:bottom w:type="dxa" w:w="80"/>
               <w:right w:type="dxa" w:w="120"/>
             </w:tcMar>
           </w:tcPr>
           <w:p>
-            <w:r>
-              <w:rPr>
-                <w:rFonts w:ascii="Arial" w:cs="Arial" w:eastAsia="Arial" w:hAnsi="Arial"/>
-                <w:sz w:val="20"/>
-                <w:szCs w:val="20"/>
+            <w:pPr>
+              <w:spacing w:after="80" w:before="80"/>
+            </w:pPr>
+            <w:r>
+              <w:rPr>
+                <w:rFonts w:ascii="Arial" w:cs="Arial" w:eastAsia="Arial" w:hAnsi="Arial"/>
+                <w:b/>
+                <w:bCs/>
+                <w:i w:val="false"/>
+                <w:iCs w:val="false"/>
+                <w:color w:val="000000"/>
+                <w:sz w:val="22"/>
+                <w:szCs w:val="22"/>
               </w:rPr>
               <w:t xml:space="preserve">Independent Practice / Code Along</w:t>
+            </w:r>
+            <w:r>
+              <w:rPr>
+                <w:rFonts w:ascii="Arial" w:cs="Arial" w:eastAsia="Arial" w:hAnsi="Arial"/>
+                <w:sz w:val="20"/>
+                <w:szCs w:val="20"/>
+              </w:rPr>
+              <w:br/>
+              <w:t xml:space="preserve"/>
+            </w:r>
+            <w:r>
+              <w:rPr>
+                <w:rFonts w:ascii="Arial" w:cs="Arial" w:eastAsia="Arial" w:hAnsi="Arial"/>
+                <w:b/>
+                <w:bCs/>
+                <w:i w:val="false"/>
+                <w:iCs w:val="false"/>
+                <w:color w:val="000000"/>
+                <w:sz w:val="20"/>
+                <w:szCs w:val="20"/>
+              </w:rPr>
+              <w:t xml:space="preserve">    Beginner: </w:t>
+            </w:r>
+            <w:r>
+              <w:rPr>
+                <w:rFonts w:ascii="Arial" w:cs="Arial" w:eastAsia="Arial" w:hAnsi="Arial"/>
+                <w:b w:val="false"/>
+                <w:bCs w:val="false"/>
+                <w:i w:val="false"/>
+                <w:iCs w:val="false"/>
+                <w:color w:val="000000"/>
+                <w:sz w:val="20"/>
+                <w:szCs w:val="20"/>
+              </w:rPr>
+              <w:t xml:space="preserve">Create a program that asks for name and age, validates that age is a positive number, then displays a message.</w:t>
+            </w:r>
+            <w:r>
+              <w:rPr>
+                <w:rFonts w:ascii="Arial" w:cs="Arial" w:eastAsia="Arial" w:hAnsi="Arial"/>
+                <w:sz w:val="20"/>
+                <w:szCs w:val="20"/>
+              </w:rPr>
+              <w:br/>
+              <w:t xml:space="preserve"/>
+            </w:r>
+            <w:r>
+              <w:rPr>
+                <w:rFonts w:ascii="Arial" w:cs="Arial" w:eastAsia="Arial" w:hAnsi="Arial"/>
+                <w:b/>
+                <w:bCs/>
+                <w:i w:val="false"/>
+                <w:iCs w:val="false"/>
+                <w:color w:val="000000"/>
+                <w:sz w:val="20"/>
+                <w:szCs w:val="20"/>
+              </w:rPr>
+              <w:t xml:space="preserve">    Intermediate: </w:t>
+            </w:r>
+            <w:r>
+              <w:rPr>
+                <w:rFonts w:ascii="Arial" w:cs="Arial" w:eastAsia="Arial" w:hAnsi="Arial"/>
+                <w:b w:val="false"/>
+                <w:bCs w:val="false"/>
+                <w:i w:val="false"/>
+                <w:iCs w:val="false"/>
+                <w:color w:val="000000"/>
+                <w:sz w:val="20"/>
+                <w:szCs w:val="20"/>
+              </w:rPr>
+              <w:t xml:space="preserve">Create a program that: - Asks for a test score (0-100) - Validates the input - Assigns a letter grade - Asks if user wants to grade another…</w:t>
+            </w:r>
+            <w:r>
+              <w:rPr>
+                <w:rFonts w:ascii="Arial" w:cs="Arial" w:eastAsia="Arial" w:hAnsi="Arial"/>
+                <w:sz w:val="20"/>
+                <w:szCs w:val="20"/>
+              </w:rPr>
+              <w:br/>
+              <w:t xml:space="preserve"/>
+            </w:r>
+            <w:r>
+              <w:rPr>
+                <w:rFonts w:ascii="Arial" w:cs="Arial" w:eastAsia="Arial" w:hAnsi="Arial"/>
+                <w:b/>
+                <w:bCs/>
+                <w:i w:val="false"/>
+                <w:iCs w:val="false"/>
+                <w:color w:val="000000"/>
+                <w:sz w:val="20"/>
+                <w:szCs w:val="20"/>
+              </w:rPr>
+              <w:t xml:space="preserve">    Challenge: </w:t>
+            </w:r>
+            <w:r>
+              <w:rPr>
+                <w:rFonts w:ascii="Arial" w:cs="Arial" w:eastAsia="Arial" w:hAnsi="Arial"/>
+                <w:b w:val="false"/>
+                <w:bCs w:val="false"/>
+                <w:i w:val="false"/>
+                <w:iCs w:val="false"/>
+                <w:color w:val="000000"/>
+                <w:sz w:val="20"/>
+                <w:szCs w:val="20"/>
+              </w:rPr>
+              <w:t xml:space="preserve">Create a Menu-Driven Program: - Display a menu: 1) Temperature Converter, 2) Unit Converter, 3) Exit - Validate menu choice - Perform select…</w:t>
+            </w:r>
+            <w:r>
+              <w:rPr>
+                <w:rFonts w:ascii="Arial" w:cs="Arial" w:eastAsia="Arial" w:hAnsi="Arial"/>
+                <w:sz w:val="20"/>
+                <w:szCs w:val="20"/>
+              </w:rPr>
+              <w:br/>
+              <w:t xml:space="preserve"/>
+            </w:r>
+            <w:r>
+              <w:rPr>
+                <w:rFonts w:ascii="Arial" w:cs="Arial" w:eastAsia="Arial" w:hAnsi="Arial"/>
+                <w:sz w:val="20"/>
+                <w:szCs w:val="20"/>
+              </w:rPr>
+              <w:br/>
+              <w:t xml:space="preserve"/>
+            </w:r>
+            <w:r>
+              <w:rPr>
+                <w:rFonts w:ascii="Arial" w:cs="Arial" w:eastAsia="Arial" w:hAnsi="Arial"/>
+                <w:b w:val="false"/>
+                <w:bCs w:val="false"/>
+                <w:i/>
+                <w:iCs/>
+                <w:color w:val="555555"/>
+                <w:sz w:val="20"/>
+                <w:szCs w:val="20"/>
+              </w:rPr>
+              <w:t xml:space="preserve">→ Teacher circulates — offer hints, check for understanding.</w:t>
             </w:r>
           </w:p>
         </w:tc>
@@ -493,9 +1144,9 @@
               <w:right w:val="single" w:color="CCCCCC" w:sz="1"/>
             </w:tcBorders>
             <w:tcMar>
-              <w:top w:type="dxa" w:w="60"/>
+              <w:top w:type="dxa" w:w="80"/>
               <w:left w:type="dxa" w:w="120"/>
-              <w:bottom w:type="dxa" w:w="60"/>
+              <w:bottom w:type="dxa" w:w="80"/>
               <w:right w:type="dxa" w:w="120"/>
             </w:tcMar>
           </w:tcPr>
@@ -522,20 +1173,90 @@
               <w:right w:val="single" w:color="CCCCCC" w:sz="1"/>
             </w:tcBorders>
             <w:tcMar>
-              <w:top w:type="dxa" w:w="60"/>
+              <w:top w:type="dxa" w:w="80"/>
               <w:left w:type="dxa" w:w="120"/>
-              <w:bottom w:type="dxa" w:w="60"/>
+              <w:bottom w:type="dxa" w:w="80"/>
               <w:right w:type="dxa" w:w="120"/>
             </w:tcMar>
           </w:tcPr>
           <w:p>
-            <w:r>
-              <w:rPr>
-                <w:rFonts w:ascii="Arial" w:cs="Arial" w:eastAsia="Arial" w:hAnsi="Arial"/>
-                <w:sz w:val="20"/>
-                <w:szCs w:val="20"/>
+            <w:pPr>
+              <w:spacing w:after="80" w:before="80"/>
+            </w:pPr>
+            <w:r>
+              <w:rPr>
+                <w:rFonts w:ascii="Arial" w:cs="Arial" w:eastAsia="Arial" w:hAnsi="Arial"/>
+                <w:b/>
+                <w:bCs/>
+                <w:i w:val="false"/>
+                <w:iCs w:val="false"/>
+                <w:color w:val="000000"/>
+                <w:sz w:val="22"/>
+                <w:szCs w:val="22"/>
               </w:rPr>
               <w:t xml:space="preserve">Exit Ticket / Wrap-Up</w:t>
+            </w:r>
+            <w:r>
+              <w:rPr>
+                <w:rFonts w:ascii="Arial" w:cs="Arial" w:eastAsia="Arial" w:hAnsi="Arial"/>
+                <w:sz w:val="20"/>
+                <w:szCs w:val="20"/>
+              </w:rPr>
+              <w:br/>
+              <w:t xml:space="preserve"/>
+            </w:r>
+            <w:r>
+              <w:rPr>
+                <w:rFonts w:ascii="Arial" w:cs="Arial" w:eastAsia="Arial" w:hAnsi="Arial"/>
+                <w:sz w:val="20"/>
+                <w:szCs w:val="20"/>
+              </w:rPr>
+              <w:br/>
+              <w:t xml:space="preserve"/>
+            </w:r>
+            <w:r>
+              <w:rPr>
+                <w:rFonts w:ascii="Arial" w:cs="Arial" w:eastAsia="Arial" w:hAnsi="Arial"/>
+                <w:b w:val="false"/>
+                <w:bCs w:val="false"/>
+                <w:i w:val="false"/>
+                <w:iCs w:val="false"/>
+                <w:color w:val="000000"/>
+                <w:sz w:val="20"/>
+                <w:szCs w:val="20"/>
+              </w:rPr>
+              <w:t xml:space="preserve">Quick Check: Build complete interactive programs that handle user input safely and guide users through processes?</w:t>
+            </w:r>
+            <w:r>
+              <w:rPr>
+                <w:rFonts w:ascii="Arial" w:cs="Arial" w:eastAsia="Arial" w:hAnsi="Arial"/>
+                <w:sz w:val="20"/>
+                <w:szCs w:val="20"/>
+              </w:rPr>
+              <w:br/>
+              <w:t xml:space="preserve"/>
+            </w:r>
+            <w:r>
+              <w:rPr>
+                <w:rFonts w:ascii="Arial" w:cs="Arial" w:eastAsia="Arial" w:hAnsi="Arial"/>
+                <w:sz w:val="20"/>
+                <w:szCs w:val="20"/>
+              </w:rPr>
+              <w:br/>
+              <w:t xml:space="preserve"/>
+            </w:r>
+            <w:r>
+              <w:rPr>
+                <w:rFonts w:ascii="Arial" w:cs="Arial" w:eastAsia="Arial" w:hAnsi="Arial"/>
+                <w:b w:val="false"/>
+                <w:bCs w:val="false"/>
+                <w:i/>
+                <w:iCs/>
+                <w:color w:val="555555"/>
+                <w:sz w:val="20"/>
+                <w:szCs w:val="20"/>
+              </w:rPr>
+              <w:t xml:space="preserve">→ 3–2–1: Name 3 things learned, 2 new vocab words, 1 question you still have.</w:t>
             </w:r>
           </w:p>
         </w:tc>
@@ -801,19 +1522,6 @@
                 <w:sz w:val="18"/>
                 <w:szCs w:val="18"/>
               </w:rPr>
-              <w:t xml:space="preserve"># Example 1: Simple validation</w:t>
-            </w:r>
-          </w:p>
-          <w:p>
-            <w:pPr>
-              <w:spacing w:after="20"/>
-            </w:pPr>
-            <w:r>
-              <w:rPr>
-                <w:rFonts w:ascii="Courier New" w:cs="Courier New" w:eastAsia="Courier New" w:hAnsi="Courier New"/>
-                <w:sz w:val="18"/>
-                <w:szCs w:val="18"/>
-              </w:rPr>
               <w:t xml:space="preserve">age_str = input("How old are you? ")</w:t>
             </w:r>
           </w:p>
@@ -944,7 +1652,7 @@
                 <w:sz w:val="18"/>
                 <w:szCs w:val="18"/>
               </w:rPr>
-              <w:t xml:space="preserve"># Example 2: Guided program flow</w:t>
+              <w:t xml:space="preserve"> </w:t>
             </w:r>
           </w:p>
           <w:p>
@@ -1204,7 +1912,7 @@
                 <w:sz w:val="18"/>
                 <w:szCs w:val="18"/>
               </w:rPr>
-              <w:t xml:space="preserve"># Example 3: Input with range validation</w:t>
+              <w:t xml:space="preserve"> </w:t>
             </w:r>
           </w:p>
           <w:p>
@@ -1637,7 +2345,137 @@
                 <w:sz w:val="18"/>
                 <w:szCs w:val="18"/>
               </w:rPr>
-              <w:t xml:space="preserve"># Problem 1 Example (see above)</w:t>
+              <w:t xml:space="preserve">while True:</w:t>
+            </w:r>
+          </w:p>
+          <w:p>
+            <w:pPr>
+              <w:spacing w:after="20"/>
+            </w:pPr>
+            <w:r>
+              <w:rPr>
+                <w:rFonts w:ascii="Courier New" w:cs="Courier New" w:eastAsia="Courier New" w:hAnsi="Courier New"/>
+                <w:sz w:val="18"/>
+                <w:szCs w:val="18"/>
+              </w:rPr>
+              <w:t xml:space="preserve">    while True:</w:t>
+            </w:r>
+          </w:p>
+          <w:p>
+            <w:pPr>
+              <w:spacing w:after="20"/>
+            </w:pPr>
+            <w:r>
+              <w:rPr>
+                <w:rFonts w:ascii="Courier New" w:cs="Courier New" w:eastAsia="Courier New" w:hAnsi="Courier New"/>
+                <w:sz w:val="18"/>
+                <w:szCs w:val="18"/>
+              </w:rPr>
+              <w:t xml:space="preserve">        score_str = input("Test score (0-100): ")</w:t>
+            </w:r>
+          </w:p>
+          <w:p>
+            <w:pPr>
+              <w:spacing w:after="20"/>
+            </w:pPr>
+            <w:r>
+              <w:rPr>
+                <w:rFonts w:ascii="Courier New" w:cs="Courier New" w:eastAsia="Courier New" w:hAnsi="Courier New"/>
+                <w:sz w:val="18"/>
+                <w:szCs w:val="18"/>
+              </w:rPr>
+              <w:t xml:space="preserve">        try:</w:t>
+            </w:r>
+          </w:p>
+          <w:p>
+            <w:pPr>
+              <w:spacing w:after="20"/>
+            </w:pPr>
+            <w:r>
+              <w:rPr>
+                <w:rFonts w:ascii="Courier New" w:cs="Courier New" w:eastAsia="Courier New" w:hAnsi="Courier New"/>
+                <w:sz w:val="18"/>
+                <w:szCs w:val="18"/>
+              </w:rPr>
+              <w:t xml:space="preserve">            score = float(score_str)</w:t>
+            </w:r>
+          </w:p>
+          <w:p>
+            <w:pPr>
+              <w:spacing w:after="20"/>
+            </w:pPr>
+            <w:r>
+              <w:rPr>
+                <w:rFonts w:ascii="Courier New" w:cs="Courier New" w:eastAsia="Courier New" w:hAnsi="Courier New"/>
+                <w:sz w:val="18"/>
+                <w:szCs w:val="18"/>
+              </w:rPr>
+              <w:t xml:space="preserve">            if 0 &lt;= score &lt;= 100:</w:t>
+            </w:r>
+          </w:p>
+          <w:p>
+            <w:pPr>
+              <w:spacing w:after="20"/>
+            </w:pPr>
+            <w:r>
+              <w:rPr>
+                <w:rFonts w:ascii="Courier New" w:cs="Courier New" w:eastAsia="Courier New" w:hAnsi="Courier New"/>
+                <w:sz w:val="18"/>
+                <w:szCs w:val="18"/>
+              </w:rPr>
+              <w:t xml:space="preserve">                break</w:t>
+            </w:r>
+          </w:p>
+          <w:p>
+            <w:pPr>
+              <w:spacing w:after="20"/>
+            </w:pPr>
+            <w:r>
+              <w:rPr>
+                <w:rFonts w:ascii="Courier New" w:cs="Courier New" w:eastAsia="Courier New" w:hAnsi="Courier New"/>
+                <w:sz w:val="18"/>
+                <w:szCs w:val="18"/>
+              </w:rPr>
+              <w:t xml:space="preserve">            else:</w:t>
+            </w:r>
+          </w:p>
+          <w:p>
+            <w:pPr>
+              <w:spacing w:after="20"/>
+            </w:pPr>
+            <w:r>
+              <w:rPr>
+                <w:rFonts w:ascii="Courier New" w:cs="Courier New" w:eastAsia="Courier New" w:hAnsi="Courier New"/>
+                <w:sz w:val="18"/>
+                <w:szCs w:val="18"/>
+              </w:rPr>
+              <w:t xml:space="preserve">                print("Please enter a score between 0 and 100.")</w:t>
+            </w:r>
+          </w:p>
+          <w:p>
+            <w:pPr>
+              <w:spacing w:after="20"/>
+            </w:pPr>
+            <w:r>
+              <w:rPr>
+                <w:rFonts w:ascii="Courier New" w:cs="Courier New" w:eastAsia="Courier New" w:hAnsi="Courier New"/>
+                <w:sz w:val="18"/>
+                <w:szCs w:val="18"/>
+              </w:rPr>
+              <w:t xml:space="preserve">        except ValueError:</w:t>
+            </w:r>
+          </w:p>
+          <w:p>
+            <w:pPr>
+              <w:spacing w:after="20"/>
+            </w:pPr>
+            <w:r>
+              <w:rPr>
+                <w:rFonts w:ascii="Courier New" w:cs="Courier New" w:eastAsia="Courier New" w:hAnsi="Courier New"/>
+                <w:sz w:val="18"/>
+                <w:szCs w:val="18"/>
+              </w:rPr>
+              <w:t xml:space="preserve">            print("Please enter a valid number.")</w:t>
             </w:r>
           </w:p>
           <w:p>
@@ -1663,150 +2501,124 @@
                 <w:sz w:val="18"/>
                 <w:szCs w:val="18"/>
               </w:rPr>
-              <w:t xml:space="preserve"># Problem 2 Example</w:t>
-            </w:r>
-          </w:p>
-          <w:p>
-            <w:pPr>
-              <w:spacing w:after="20"/>
-            </w:pPr>
-            <w:r>
-              <w:rPr>
-                <w:rFonts w:ascii="Courier New" w:cs="Courier New" w:eastAsia="Courier New" w:hAnsi="Courier New"/>
-                <w:sz w:val="18"/>
-                <w:szCs w:val="18"/>
-              </w:rPr>
-              <w:t xml:space="preserve">while True:</w:t>
-            </w:r>
-          </w:p>
-          <w:p>
-            <w:pPr>
-              <w:spacing w:after="20"/>
-            </w:pPr>
-            <w:r>
-              <w:rPr>
-                <w:rFonts w:ascii="Courier New" w:cs="Courier New" w:eastAsia="Courier New" w:hAnsi="Courier New"/>
-                <w:sz w:val="18"/>
-                <w:szCs w:val="18"/>
-              </w:rPr>
-              <w:t xml:space="preserve">    while True:</w:t>
-            </w:r>
-          </w:p>
-          <w:p>
-            <w:pPr>
-              <w:spacing w:after="20"/>
-            </w:pPr>
-            <w:r>
-              <w:rPr>
-                <w:rFonts w:ascii="Courier New" w:cs="Courier New" w:eastAsia="Courier New" w:hAnsi="Courier New"/>
-                <w:sz w:val="18"/>
-                <w:szCs w:val="18"/>
-              </w:rPr>
-              <w:t xml:space="preserve">        score_str = input("Test score (0-100): ")</w:t>
-            </w:r>
-          </w:p>
-          <w:p>
-            <w:pPr>
-              <w:spacing w:after="20"/>
-            </w:pPr>
-            <w:r>
-              <w:rPr>
-                <w:rFonts w:ascii="Courier New" w:cs="Courier New" w:eastAsia="Courier New" w:hAnsi="Courier New"/>
-                <w:sz w:val="18"/>
-                <w:szCs w:val="18"/>
-              </w:rPr>
-              <w:t xml:space="preserve">        try:</w:t>
-            </w:r>
-          </w:p>
-          <w:p>
-            <w:pPr>
-              <w:spacing w:after="20"/>
-            </w:pPr>
-            <w:r>
-              <w:rPr>
-                <w:rFonts w:ascii="Courier New" w:cs="Courier New" w:eastAsia="Courier New" w:hAnsi="Courier New"/>
-                <w:sz w:val="18"/>
-                <w:szCs w:val="18"/>
-              </w:rPr>
-              <w:t xml:space="preserve">            score = float(score_str)</w:t>
-            </w:r>
-          </w:p>
-          <w:p>
-            <w:pPr>
-              <w:spacing w:after="20"/>
-            </w:pPr>
-            <w:r>
-              <w:rPr>
-                <w:rFonts w:ascii="Courier New" w:cs="Courier New" w:eastAsia="Courier New" w:hAnsi="Courier New"/>
-                <w:sz w:val="18"/>
-                <w:szCs w:val="18"/>
-              </w:rPr>
-              <w:t xml:space="preserve">            if 0 &lt;= score &lt;= 100:</w:t>
-            </w:r>
-          </w:p>
-          <w:p>
-            <w:pPr>
-              <w:spacing w:after="20"/>
-            </w:pPr>
-            <w:r>
-              <w:rPr>
-                <w:rFonts w:ascii="Courier New" w:cs="Courier New" w:eastAsia="Courier New" w:hAnsi="Courier New"/>
-                <w:sz w:val="18"/>
-                <w:szCs w:val="18"/>
-              </w:rPr>
-              <w:t xml:space="preserve">                break</w:t>
-            </w:r>
-          </w:p>
-          <w:p>
-            <w:pPr>
-              <w:spacing w:after="20"/>
-            </w:pPr>
-            <w:r>
-              <w:rPr>
-                <w:rFonts w:ascii="Courier New" w:cs="Courier New" w:eastAsia="Courier New" w:hAnsi="Courier New"/>
-                <w:sz w:val="18"/>
-                <w:szCs w:val="18"/>
-              </w:rPr>
-              <w:t xml:space="preserve">            else:</w:t>
-            </w:r>
-          </w:p>
-          <w:p>
-            <w:pPr>
-              <w:spacing w:after="20"/>
-            </w:pPr>
-            <w:r>
-              <w:rPr>
-                <w:rFonts w:ascii="Courier New" w:cs="Courier New" w:eastAsia="Courier New" w:hAnsi="Courier New"/>
-                <w:sz w:val="18"/>
-                <w:szCs w:val="18"/>
-              </w:rPr>
-              <w:t xml:space="preserve">                print("Please enter a score between 0 and 100.")</w:t>
-            </w:r>
-          </w:p>
-          <w:p>
-            <w:pPr>
-              <w:spacing w:after="20"/>
-            </w:pPr>
-            <w:r>
-              <w:rPr>
-                <w:rFonts w:ascii="Courier New" w:cs="Courier New" w:eastAsia="Courier New" w:hAnsi="Courier New"/>
-                <w:sz w:val="18"/>
-                <w:szCs w:val="18"/>
-              </w:rPr>
-              <w:t xml:space="preserve">        except ValueError:</w:t>
-            </w:r>
-          </w:p>
-          <w:p>
-            <w:pPr>
-              <w:spacing w:after="20"/>
-            </w:pPr>
-            <w:r>
-              <w:rPr>
-                <w:rFonts w:ascii="Courier New" w:cs="Courier New" w:eastAsia="Courier New" w:hAnsi="Courier New"/>
-                <w:sz w:val="18"/>
-                <w:szCs w:val="18"/>
-              </w:rPr>
-              <w:t xml:space="preserve">            print("Please enter a valid number.")</w:t>
+              <w:t xml:space="preserve">    if score &gt;= 90:</w:t>
+            </w:r>
+          </w:p>
+          <w:p>
+            <w:pPr>
+              <w:spacing w:after="20"/>
+            </w:pPr>
+            <w:r>
+              <w:rPr>
+                <w:rFonts w:ascii="Courier New" w:cs="Courier New" w:eastAsia="Courier New" w:hAnsi="Courier New"/>
+                <w:sz w:val="18"/>
+                <w:szCs w:val="18"/>
+              </w:rPr>
+              <w:t xml:space="preserve">        grade = "A"</w:t>
+            </w:r>
+          </w:p>
+          <w:p>
+            <w:pPr>
+              <w:spacing w:after="20"/>
+            </w:pPr>
+            <w:r>
+              <w:rPr>
+                <w:rFonts w:ascii="Courier New" w:cs="Courier New" w:eastAsia="Courier New" w:hAnsi="Courier New"/>
+                <w:sz w:val="18"/>
+                <w:szCs w:val="18"/>
+              </w:rPr>
+              <w:t xml:space="preserve">    elif score &gt;= 80:</w:t>
+            </w:r>
+          </w:p>
+          <w:p>
+            <w:pPr>
+              <w:spacing w:after="20"/>
+            </w:pPr>
+            <w:r>
+              <w:rPr>
+                <w:rFonts w:ascii="Courier New" w:cs="Courier New" w:eastAsia="Courier New" w:hAnsi="Courier New"/>
+                <w:sz w:val="18"/>
+                <w:szCs w:val="18"/>
+              </w:rPr>
+              <w:t xml:space="preserve">        grade = "B"</w:t>
+            </w:r>
+          </w:p>
+          <w:p>
+            <w:pPr>
+              <w:spacing w:after="20"/>
+            </w:pPr>
+            <w:r>
+              <w:rPr>
+                <w:rFonts w:ascii="Courier New" w:cs="Courier New" w:eastAsia="Courier New" w:hAnsi="Courier New"/>
+                <w:sz w:val="18"/>
+                <w:szCs w:val="18"/>
+              </w:rPr>
+              <w:t xml:space="preserve">    elif score &gt;= 70:</w:t>
+            </w:r>
+          </w:p>
+          <w:p>
+            <w:pPr>
+              <w:spacing w:after="20"/>
+            </w:pPr>
+            <w:r>
+              <w:rPr>
+                <w:rFonts w:ascii="Courier New" w:cs="Courier New" w:eastAsia="Courier New" w:hAnsi="Courier New"/>
+                <w:sz w:val="18"/>
+                <w:szCs w:val="18"/>
+              </w:rPr>
+              <w:t xml:space="preserve">        grade = "C"</w:t>
+            </w:r>
+          </w:p>
+          <w:p>
+            <w:pPr>
+              <w:spacing w:after="20"/>
+            </w:pPr>
+            <w:r>
+              <w:rPr>
+                <w:rFonts w:ascii="Courier New" w:cs="Courier New" w:eastAsia="Courier New" w:hAnsi="Courier New"/>
+                <w:sz w:val="18"/>
+                <w:szCs w:val="18"/>
+              </w:rPr>
+              <w:t xml:space="preserve">    elif score &gt;= 60:</w:t>
+            </w:r>
+          </w:p>
+          <w:p>
+            <w:pPr>
+              <w:spacing w:after="20"/>
+            </w:pPr>
+            <w:r>
+              <w:rPr>
+                <w:rFonts w:ascii="Courier New" w:cs="Courier New" w:eastAsia="Courier New" w:hAnsi="Courier New"/>
+                <w:sz w:val="18"/>
+                <w:szCs w:val="18"/>
+              </w:rPr>
+              <w:t xml:space="preserve">        grade = "D"</w:t>
+            </w:r>
+          </w:p>
+          <w:p>
+            <w:pPr>
+              <w:spacing w:after="20"/>
+            </w:pPr>
+            <w:r>
+              <w:rPr>
+                <w:rFonts w:ascii="Courier New" w:cs="Courier New" w:eastAsia="Courier New" w:hAnsi="Courier New"/>
+                <w:sz w:val="18"/>
+                <w:szCs w:val="18"/>
+              </w:rPr>
+              <w:t xml:space="preserve">    else:</w:t>
+            </w:r>
+          </w:p>
+          <w:p>
+            <w:pPr>
+              <w:spacing w:after="20"/>
+            </w:pPr>
+            <w:r>
+              <w:rPr>
+                <w:rFonts w:ascii="Courier New" w:cs="Courier New" w:eastAsia="Courier New" w:hAnsi="Courier New"/>
+                <w:sz w:val="18"/>
+                <w:szCs w:val="18"/>
+              </w:rPr>
+              <w:t xml:space="preserve">        grade = "F"</w:t>
             </w:r>
           </w:p>
           <w:p>
@@ -1832,124 +2644,7 @@
                 <w:sz w:val="18"/>
                 <w:szCs w:val="18"/>
               </w:rPr>
-              <w:t xml:space="preserve">    if score &gt;= 90:</w:t>
-            </w:r>
-          </w:p>
-          <w:p>
-            <w:pPr>
-              <w:spacing w:after="20"/>
-            </w:pPr>
-            <w:r>
-              <w:rPr>
-                <w:rFonts w:ascii="Courier New" w:cs="Courier New" w:eastAsia="Courier New" w:hAnsi="Courier New"/>
-                <w:sz w:val="18"/>
-                <w:szCs w:val="18"/>
-              </w:rPr>
-              <w:t xml:space="preserve">        grade = "A"</w:t>
-            </w:r>
-          </w:p>
-          <w:p>
-            <w:pPr>
-              <w:spacing w:after="20"/>
-            </w:pPr>
-            <w:r>
-              <w:rPr>
-                <w:rFonts w:ascii="Courier New" w:cs="Courier New" w:eastAsia="Courier New" w:hAnsi="Courier New"/>
-                <w:sz w:val="18"/>
-                <w:szCs w:val="18"/>
-              </w:rPr>
-              <w:t xml:space="preserve">    elif score &gt;= 80:</w:t>
-            </w:r>
-          </w:p>
-          <w:p>
-            <w:pPr>
-              <w:spacing w:after="20"/>
-            </w:pPr>
-            <w:r>
-              <w:rPr>
-                <w:rFonts w:ascii="Courier New" w:cs="Courier New" w:eastAsia="Courier New" w:hAnsi="Courier New"/>
-                <w:sz w:val="18"/>
-                <w:szCs w:val="18"/>
-              </w:rPr>
-              <w:t xml:space="preserve">        grade = "B"</w:t>
-            </w:r>
-          </w:p>
-          <w:p>
-            <w:pPr>
-              <w:spacing w:after="20"/>
-            </w:pPr>
-            <w:r>
-              <w:rPr>
-                <w:rFonts w:ascii="Courier New" w:cs="Courier New" w:eastAsia="Courier New" w:hAnsi="Courier New"/>
-                <w:sz w:val="18"/>
-                <w:szCs w:val="18"/>
-              </w:rPr>
-              <w:t xml:space="preserve">    elif score &gt;= 70:</w:t>
-            </w:r>
-          </w:p>
-          <w:p>
-            <w:pPr>
-              <w:spacing w:after="20"/>
-            </w:pPr>
-            <w:r>
-              <w:rPr>
-                <w:rFonts w:ascii="Courier New" w:cs="Courier New" w:eastAsia="Courier New" w:hAnsi="Courier New"/>
-                <w:sz w:val="18"/>
-                <w:szCs w:val="18"/>
-              </w:rPr>
-              <w:t xml:space="preserve">        grade = "C"</w:t>
-            </w:r>
-          </w:p>
-          <w:p>
-            <w:pPr>
-              <w:spacing w:after="20"/>
-            </w:pPr>
-            <w:r>
-              <w:rPr>
-                <w:rFonts w:ascii="Courier New" w:cs="Courier New" w:eastAsia="Courier New" w:hAnsi="Courier New"/>
-                <w:sz w:val="18"/>
-                <w:szCs w:val="18"/>
-              </w:rPr>
-              <w:t xml:space="preserve">    elif score &gt;= 60:</w:t>
-            </w:r>
-          </w:p>
-          <w:p>
-            <w:pPr>
-              <w:spacing w:after="20"/>
-            </w:pPr>
-            <w:r>
-              <w:rPr>
-                <w:rFonts w:ascii="Courier New" w:cs="Courier New" w:eastAsia="Courier New" w:hAnsi="Courier New"/>
-                <w:sz w:val="18"/>
-                <w:szCs w:val="18"/>
-              </w:rPr>
-              <w:t xml:space="preserve">        grade = "D"</w:t>
-            </w:r>
-          </w:p>
-          <w:p>
-            <w:pPr>
-              <w:spacing w:after="20"/>
-            </w:pPr>
-            <w:r>
-              <w:rPr>
-                <w:rFonts w:ascii="Courier New" w:cs="Courier New" w:eastAsia="Courier New" w:hAnsi="Courier New"/>
-                <w:sz w:val="18"/>
-                <w:szCs w:val="18"/>
-              </w:rPr>
-              <w:t xml:space="preserve">    else:</w:t>
-            </w:r>
-          </w:p>
-          <w:p>
-            <w:pPr>
-              <w:spacing w:after="20"/>
-            </w:pPr>
-            <w:r>
-              <w:rPr>
-                <w:rFonts w:ascii="Courier New" w:cs="Courier New" w:eastAsia="Courier New" w:hAnsi="Courier New"/>
-                <w:sz w:val="18"/>
-                <w:szCs w:val="18"/>
-              </w:rPr>
-              <w:t xml:space="preserve">        grade = "F"</w:t>
+              <w:t xml:space="preserve">    print(f"Score: {score:.1f}% - Grade: {grade}")</w:t>
             </w:r>
           </w:p>
           <w:p>
@@ -1975,7 +2670,33 @@
                 <w:sz w:val="18"/>
                 <w:szCs w:val="18"/>
               </w:rPr>
-              <w:t xml:space="preserve">    print(f"Score: {score:.1f}% - Grade: {grade}")</w:t>
+              <w:t xml:space="preserve">    again = input("Grade another test? (yes/no): ").strip().lower()</w:t>
+            </w:r>
+          </w:p>
+          <w:p>
+            <w:pPr>
+              <w:spacing w:after="20"/>
+            </w:pPr>
+            <w:r>
+              <w:rPr>
+                <w:rFonts w:ascii="Courier New" w:cs="Courier New" w:eastAsia="Courier New" w:hAnsi="Courier New"/>
+                <w:sz w:val="18"/>
+                <w:szCs w:val="18"/>
+              </w:rPr>
+              <w:t xml:space="preserve">    if again != "yes":</w:t>
+            </w:r>
+          </w:p>
+          <w:p>
+            <w:pPr>
+              <w:spacing w:after="20"/>
+            </w:pPr>
+            <w:r>
+              <w:rPr>
+                <w:rFonts w:ascii="Courier New" w:cs="Courier New" w:eastAsia="Courier New" w:hAnsi="Courier New"/>
+                <w:sz w:val="18"/>
+                <w:szCs w:val="18"/>
+              </w:rPr>
+              <w:t xml:space="preserve">        break</w:t>
             </w:r>
           </w:p>
           <w:p>
@@ -2001,33 +2722,7 @@
                 <w:sz w:val="18"/>
                 <w:szCs w:val="18"/>
               </w:rPr>
-              <w:t xml:space="preserve">    again = input("Grade another test? (yes/no): ").strip().lower()</w:t>
-            </w:r>
-          </w:p>
-          <w:p>
-            <w:pPr>
-              <w:spacing w:after="20"/>
-            </w:pPr>
-            <w:r>
-              <w:rPr>
-                <w:rFonts w:ascii="Courier New" w:cs="Courier New" w:eastAsia="Courier New" w:hAnsi="Courier New"/>
-                <w:sz w:val="18"/>
-                <w:szCs w:val="18"/>
-              </w:rPr>
-              <w:t xml:space="preserve">    if again != "yes":</w:t>
-            </w:r>
-          </w:p>
-          <w:p>
-            <w:pPr>
-              <w:spacing w:after="20"/>
-            </w:pPr>
-            <w:r>
-              <w:rPr>
-                <w:rFonts w:ascii="Courier New" w:cs="Courier New" w:eastAsia="Courier New" w:hAnsi="Courier New"/>
-                <w:sz w:val="18"/>
-                <w:szCs w:val="18"/>
-              </w:rPr>
-              <w:t xml:space="preserve">        break</w:t>
+              <w:t xml:space="preserve">print("Goodbye!")</w:t>
             </w:r>
           </w:p>
           <w:p>
@@ -2053,33 +2748,7 @@
                 <w:sz w:val="18"/>
                 <w:szCs w:val="18"/>
               </w:rPr>
-              <w:t xml:space="preserve">print("Goodbye!")</w:t>
-            </w:r>
-          </w:p>
-          <w:p>
-            <w:pPr>
-              <w:spacing w:after="20"/>
-            </w:pPr>
-            <w:r>
-              <w:rPr>
-                <w:rFonts w:ascii="Courier New" w:cs="Courier New" w:eastAsia="Courier New" w:hAnsi="Courier New"/>
-                <w:sz w:val="18"/>
-                <w:szCs w:val="18"/>
-              </w:rPr>
               <w:t xml:space="preserve"> </w:t>
-            </w:r>
-          </w:p>
-          <w:p>
-            <w:pPr>
-              <w:spacing w:after="20"/>
-            </w:pPr>
-            <w:r>
-              <w:rPr>
-                <w:rFonts w:ascii="Courier New" w:cs="Courier New" w:eastAsia="Courier New" w:hAnsi="Courier New"/>
-                <w:sz w:val="18"/>
-                <w:szCs w:val="18"/>
-              </w:rPr>
-              <w:t xml:space="preserve"># Problem 3 Example</w:t>
             </w:r>
           </w:p>
           <w:p>

--- a/Coding 1 - year/Unit 2 - Variables, Data Types & Expressions/Daily Lesson Plans/Word/Day 37.docx
+++ b/Coding 1 - year/Unit 2 - Variables, Data Types & Expressions/Daily Lesson Plans/Word/Day 37.docx
@@ -380,7 +380,7 @@
                 <w:sz w:val="20"/>
                 <w:szCs w:val="20"/>
               </w:rPr>
-              <w:t xml:space="preserve">    What do you already know about how to build complete interactive programs that handle user input safely and guide users through processes?</w:t>
+              <w:t xml:space="preserve">    If you were going to build complete interactive programs that handle user input safely and guide users through processes, what pieces or steps would you need? Brainstorm a quick list.</w:t>
             </w:r>
             <w:r>
               <w:rPr>
@@ -477,7 +477,7 @@
                 <w:sz w:val="20"/>
                 <w:szCs w:val="20"/>
               </w:rPr>
-              <w:t xml:space="preserve">Today's Goal: By the end of class you will be able to build complete interactive programs that handle user input safely and guide users through processes.</w:t>
+              <w:t xml:space="preserve">Today’s Goal: By the end of class you will be able to build complete interactive programs that handle user input safely and guide users through processes.</w:t>
             </w:r>
             <w:r>
               <w:rPr>
@@ -1225,7 +1225,7 @@
                 <w:sz w:val="20"/>
                 <w:szCs w:val="20"/>
               </w:rPr>
-              <w:t xml:space="preserve">Quick Check: Build complete interactive programs that handle user input safely and guide users through processes?</w:t>
+              <w:t xml:space="preserve">What are the 2-3 most important steps when you build complete interactive programs that handle user input safely and guide users through processes? What could go wrong if you skip one?</w:t>
             </w:r>
             <w:r>
               <w:rPr>

--- a/Coding 1 - year/Unit 2 - Variables, Data Types & Expressions/Daily Lesson Plans/Word/Day 37.docx
+++ b/Coding 1 - year/Unit 2 - Variables, Data Types & Expressions/Daily Lesson Plans/Word/Day 37.docx
@@ -676,6 +676,213 @@
                 <w:szCs w:val="20"/>
               </w:rPr>
               <w:t xml:space="preserve">1. Check if input can be converted (is it a valid number?)</w:t>
+            </w:r>
+            <w:r>
+              <w:rPr>
+                <w:rFonts w:ascii="Arial" w:cs="Arial" w:eastAsia="Arial" w:hAnsi="Arial"/>
+                <w:sz w:val="20"/>
+                <w:szCs w:val="20"/>
+              </w:rPr>
+              <w:br/>
+              <w:t xml:space="preserve"/>
+            </w:r>
+            <w:r>
+              <w:rPr>
+                <w:rFonts w:ascii="Arial" w:cs="Arial" w:eastAsia="Arial" w:hAnsi="Arial"/>
+                <w:sz w:val="20"/>
+                <w:szCs w:val="20"/>
+              </w:rPr>
+              <w:br/>
+              <w:t xml:space="preserve"/>
+            </w:r>
+            <w:r>
+              <w:rPr>
+                <w:rFonts w:ascii="Arial" w:cs="Arial" w:eastAsia="Arial" w:hAnsi="Arial"/>
+                <w:b/>
+                <w:bCs/>
+                <w:i w:val="false"/>
+                <w:iCs w:val="false"/>
+                <w:color w:val="000000"/>
+                <w:sz w:val="20"/>
+                <w:szCs w:val="20"/>
+              </w:rPr>
+              <w:t xml:space="preserve">Key Concepts:</w:t>
+            </w:r>
+            <w:r>
+              <w:rPr>
+                <w:rFonts w:ascii="Arial" w:cs="Arial" w:eastAsia="Arial" w:hAnsi="Arial"/>
+                <w:sz w:val="20"/>
+                <w:szCs w:val="20"/>
+              </w:rPr>
+              <w:br/>
+              <w:t xml:space="preserve"/>
+            </w:r>
+            <w:r>
+              <w:rPr>
+                <w:rFonts w:ascii="Arial" w:cs="Arial" w:eastAsia="Arial" w:hAnsi="Arial"/>
+                <w:b w:val="false"/>
+                <w:bCs w:val="false"/>
+                <w:i w:val="false"/>
+                <w:iCs w:val="false"/>
+                <w:color w:val="000000"/>
+                <w:sz w:val="20"/>
+                <w:szCs w:val="20"/>
+              </w:rPr>
+              <w:t xml:space="preserve">    • Check if input can be converted (is it a valid number?)</w:t>
+            </w:r>
+            <w:r>
+              <w:rPr>
+                <w:rFonts w:ascii="Arial" w:cs="Arial" w:eastAsia="Arial" w:hAnsi="Arial"/>
+                <w:sz w:val="20"/>
+                <w:szCs w:val="20"/>
+              </w:rPr>
+              <w:br/>
+              <w:t xml:space="preserve"/>
+            </w:r>
+            <w:r>
+              <w:rPr>
+                <w:rFonts w:ascii="Arial" w:cs="Arial" w:eastAsia="Arial" w:hAnsi="Arial"/>
+                <w:b w:val="false"/>
+                <w:bCs w:val="false"/>
+                <w:i w:val="false"/>
+                <w:iCs w:val="false"/>
+                <w:color w:val="000000"/>
+                <w:sz w:val="20"/>
+                <w:szCs w:val="20"/>
+              </w:rPr>
+              <w:t xml:space="preserve">    • Check if input is in a valid range (is the number positive? less than 100?)</w:t>
+            </w:r>
+            <w:r>
+              <w:rPr>
+                <w:rFonts w:ascii="Arial" w:cs="Arial" w:eastAsia="Arial" w:hAnsi="Arial"/>
+                <w:sz w:val="20"/>
+                <w:szCs w:val="20"/>
+              </w:rPr>
+              <w:br/>
+              <w:t xml:space="preserve"/>
+            </w:r>
+            <w:r>
+              <w:rPr>
+                <w:rFonts w:ascii="Arial" w:cs="Arial" w:eastAsia="Arial" w:hAnsi="Arial"/>
+                <w:b w:val="false"/>
+                <w:bCs w:val="false"/>
+                <w:i w:val="false"/>
+                <w:iCs w:val="false"/>
+                <w:color w:val="000000"/>
+                <w:sz w:val="20"/>
+                <w:szCs w:val="20"/>
+              </w:rPr>
+              <w:t xml:space="preserve">    • Check if input meets requirements (is it long enough? does it contain required characters?)</w:t>
+            </w:r>
+            <w:r>
+              <w:rPr>
+                <w:rFonts w:ascii="Arial" w:cs="Arial" w:eastAsia="Arial" w:hAnsi="Arial"/>
+                <w:sz w:val="20"/>
+                <w:szCs w:val="20"/>
+              </w:rPr>
+              <w:br/>
+              <w:t xml:space="preserve"/>
+            </w:r>
+            <w:r>
+              <w:rPr>
+                <w:rFonts w:ascii="Arial" w:cs="Arial" w:eastAsia="Arial" w:hAnsi="Arial"/>
+                <w:b w:val="false"/>
+                <w:bCs w:val="false"/>
+                <w:i w:val="false"/>
+                <w:iCs w:val="false"/>
+                <w:color w:val="000000"/>
+                <w:sz w:val="20"/>
+                <w:szCs w:val="20"/>
+              </w:rPr>
+              <w:t xml:space="preserve">    • Provide clear error messages and ask again</w:t>
+            </w:r>
+            <w:r>
+              <w:rPr>
+                <w:rFonts w:ascii="Arial" w:cs="Arial" w:eastAsia="Arial" w:hAnsi="Arial"/>
+                <w:sz w:val="20"/>
+                <w:szCs w:val="20"/>
+              </w:rPr>
+              <w:br/>
+              <w:t xml:space="preserve"/>
+            </w:r>
+            <w:r>
+              <w:rPr>
+                <w:rFonts w:ascii="Arial" w:cs="Arial" w:eastAsia="Arial" w:hAnsi="Arial"/>
+                <w:b w:val="false"/>
+                <w:bCs w:val="false"/>
+                <w:i w:val="false"/>
+                <w:iCs w:val="false"/>
+                <w:color w:val="000000"/>
+                <w:sz w:val="20"/>
+                <w:szCs w:val="20"/>
+              </w:rPr>
+              <w:t xml:space="preserve">    • Display a welcome or description</w:t>
+            </w:r>
+            <w:r>
+              <w:rPr>
+                <w:rFonts w:ascii="Arial" w:cs="Arial" w:eastAsia="Arial" w:hAnsi="Arial"/>
+                <w:sz w:val="20"/>
+                <w:szCs w:val="20"/>
+              </w:rPr>
+              <w:br/>
+              <w:t xml:space="preserve"/>
+            </w:r>
+            <w:r>
+              <w:rPr>
+                <w:rFonts w:ascii="Arial" w:cs="Arial" w:eastAsia="Arial" w:hAnsi="Arial"/>
+                <w:b w:val="false"/>
+                <w:bCs w:val="false"/>
+                <w:i w:val="false"/>
+                <w:iCs w:val="false"/>
+                <w:color w:val="000000"/>
+                <w:sz w:val="20"/>
+                <w:szCs w:val="20"/>
+              </w:rPr>
+              <w:t xml:space="preserve">    • Get user input</w:t>
+            </w:r>
+            <w:r>
+              <w:rPr>
+                <w:rFonts w:ascii="Arial" w:cs="Arial" w:eastAsia="Arial" w:hAnsi="Arial"/>
+                <w:sz w:val="20"/>
+                <w:szCs w:val="20"/>
+              </w:rPr>
+              <w:br/>
+              <w:t xml:space="preserve"/>
+            </w:r>
+            <w:r>
+              <w:rPr>
+                <w:rFonts w:ascii="Arial" w:cs="Arial" w:eastAsia="Arial" w:hAnsi="Arial"/>
+                <w:b w:val="false"/>
+                <w:bCs w:val="false"/>
+                <w:i w:val="false"/>
+                <w:iCs w:val="false"/>
+                <w:color w:val="000000"/>
+                <w:sz w:val="20"/>
+                <w:szCs w:val="20"/>
+              </w:rPr>
+              <w:t xml:space="preserve">    • Validate it</w:t>
+            </w:r>
+            <w:r>
+              <w:rPr>
+                <w:rFonts w:ascii="Arial" w:cs="Arial" w:eastAsia="Arial" w:hAnsi="Arial"/>
+                <w:sz w:val="20"/>
+                <w:szCs w:val="20"/>
+              </w:rPr>
+              <w:br/>
+              <w:t xml:space="preserve"/>
+            </w:r>
+            <w:r>
+              <w:rPr>
+                <w:rFonts w:ascii="Arial" w:cs="Arial" w:eastAsia="Arial" w:hAnsi="Arial"/>
+                <w:b w:val="false"/>
+                <w:bCs w:val="false"/>
+                <w:i w:val="false"/>
+                <w:iCs w:val="false"/>
+                <w:color w:val="000000"/>
+                <w:sz w:val="20"/>
+                <w:szCs w:val="20"/>
+              </w:rPr>
+              <w:t xml:space="preserve">    • Process the input</w:t>
             </w:r>
             <w:r>
               <w:rPr>
